--- a/packages/fidelity-lab/fixtures/011-real-world-auth-doc/.output/document.docx
+++ b/packages/fidelity-lab/fixtures/011-real-world-auth-doc/.output/document.docx
@@ -115,6 +115,10 @@
               <w:jc w:val="left"/>
             </w:pPr>
             <w:r>
+              <w:rPr>
+                <w:b/>
+                <w:bCs/>
+              </w:rPr>
               <w:t xml:space="preserve">Component</w:t>
             </w:r>
           </w:p>
@@ -135,6 +139,10 @@
               <w:jc w:val="left"/>
             </w:pPr>
             <w:r>
+              <w:rPr>
+                <w:b/>
+                <w:bCs/>
+              </w:rPr>
               <w:t xml:space="preserve">Technology</w:t>
             </w:r>
           </w:p>
@@ -155,6 +163,10 @@
               <w:jc w:val="left"/>
             </w:pPr>
             <w:r>
+              <w:rPr>
+                <w:b/>
+                <w:bCs/>
+              </w:rPr>
               <w:t xml:space="preserve">Responsibility</w:t>
             </w:r>
           </w:p>
@@ -202,6 +214,10 @@
               <w:jc w:val="left"/>
             </w:pPr>
             <w:r>
+              <w:rPr>
+                <w:b w:val="false"/>
+                <w:bCs w:val="false"/>
+              </w:rPr>
               <w:t xml:space="preserve">Node.js + Express</w:t>
             </w:r>
           </w:p>
@@ -221,6 +237,10 @@
               <w:jc w:val="left"/>
             </w:pPr>
             <w:r>
+              <w:rPr>
+                <w:b w:val="false"/>
+                <w:bCs w:val="false"/>
+              </w:rPr>
               <w:t xml:space="preserve">Request routing, rate limiting</w:t>
             </w:r>
           </w:p>
@@ -268,6 +288,10 @@
               <w:jc w:val="left"/>
             </w:pPr>
             <w:r>
+              <w:rPr>
+                <w:b w:val="false"/>
+                <w:bCs w:val="false"/>
+              </w:rPr>
               <w:t xml:space="preserve">Go</w:t>
             </w:r>
           </w:p>
@@ -287,6 +311,10 @@
               <w:jc w:val="left"/>
             </w:pPr>
             <w:r>
+              <w:rPr>
+                <w:b w:val="false"/>
+                <w:bCs w:val="false"/>
+              </w:rPr>
               <w:t xml:space="preserve">Token issuance, validation, revocation</w:t>
             </w:r>
           </w:p>
@@ -334,6 +362,10 @@
               <w:jc w:val="left"/>
             </w:pPr>
             <w:r>
+              <w:rPr>
+                <w:b w:val="false"/>
+                <w:bCs w:val="false"/>
+              </w:rPr>
               <w:t xml:space="preserve">PostgreSQL</w:t>
             </w:r>
           </w:p>
@@ -353,6 +385,10 @@
               <w:jc w:val="left"/>
             </w:pPr>
             <w:r>
+              <w:rPr>
+                <w:b w:val="false"/>
+                <w:bCs w:val="false"/>
+              </w:rPr>
               <w:t xml:space="preserve">User credentials, sessions, audit log</w:t>
             </w:r>
           </w:p>
@@ -639,6 +675,10 @@
               <w:jc w:val="left"/>
             </w:pPr>
             <w:r>
+              <w:rPr>
+                <w:b/>
+                <w:bCs/>
+              </w:rPr>
               <w:t xml:space="preserve">Endpoint</w:t>
             </w:r>
           </w:p>
@@ -659,6 +699,10 @@
               <w:jc w:val="center"/>
             </w:pPr>
             <w:r>
+              <w:rPr>
+                <w:b/>
+                <w:bCs/>
+              </w:rPr>
               <w:t xml:space="preserve">Method</w:t>
             </w:r>
           </w:p>
@@ -679,6 +723,10 @@
               <w:jc w:val="center"/>
             </w:pPr>
             <w:r>
+              <w:rPr>
+                <w:b/>
+                <w:bCs/>
+              </w:rPr>
               <w:t xml:space="preserve">Auth</w:t>
             </w:r>
           </w:p>
@@ -699,6 +747,10 @@
               <w:jc w:val="right"/>
             </w:pPr>
             <w:r>
+              <w:rPr>
+                <w:b/>
+                <w:bCs/>
+              </w:rPr>
               <w:t xml:space="preserve">Rate Limit</w:t>
             </w:r>
           </w:p>
@@ -719,6 +771,10 @@
               <w:jc w:val="left"/>
             </w:pPr>
             <w:r>
+              <w:rPr>
+                <w:b/>
+                <w:bCs/>
+              </w:rPr>
               <w:t xml:space="preserve">Description</w:t>
             </w:r>
           </w:p>
@@ -768,6 +824,10 @@
               <w:jc w:val="center"/>
             </w:pPr>
             <w:r>
+              <w:rPr>
+                <w:b w:val="false"/>
+                <w:bCs w:val="false"/>
+              </w:rPr>
               <w:t xml:space="preserve">POST</w:t>
             </w:r>
           </w:p>
@@ -787,6 +847,10 @@
               <w:jc w:val="center"/>
             </w:pPr>
             <w:r>
+              <w:rPr>
+                <w:b w:val="false"/>
+                <w:bCs w:val="false"/>
+              </w:rPr>
               <w:t xml:space="preserve">None</w:t>
             </w:r>
           </w:p>
@@ -806,6 +870,10 @@
               <w:jc w:val="right"/>
             </w:pPr>
             <w:r>
+              <w:rPr>
+                <w:b w:val="false"/>
+                <w:bCs w:val="false"/>
+              </w:rPr>
               <w:t xml:space="preserve">10/min</w:t>
             </w:r>
           </w:p>
@@ -825,6 +893,10 @@
               <w:jc w:val="left"/>
             </w:pPr>
             <w:r>
+              <w:rPr>
+                <w:b w:val="false"/>
+                <w:bCs w:val="false"/>
+              </w:rPr>
               <w:t xml:space="preserve">Authenticate user</w:t>
             </w:r>
           </w:p>
@@ -874,6 +946,10 @@
               <w:jc w:val="center"/>
             </w:pPr>
             <w:r>
+              <w:rPr>
+                <w:b w:val="false"/>
+                <w:bCs w:val="false"/>
+              </w:rPr>
               <w:t xml:space="preserve">POST</w:t>
             </w:r>
           </w:p>
@@ -893,6 +969,10 @@
               <w:jc w:val="center"/>
             </w:pPr>
             <w:r>
+              <w:rPr>
+                <w:b w:val="false"/>
+                <w:bCs w:val="false"/>
+              </w:rPr>
               <w:t xml:space="preserve">Refresh</w:t>
             </w:r>
           </w:p>
@@ -912,6 +992,10 @@
               <w:jc w:val="right"/>
             </w:pPr>
             <w:r>
+              <w:rPr>
+                <w:b w:val="false"/>
+                <w:bCs w:val="false"/>
+              </w:rPr>
               <w:t xml:space="preserve">20/min</w:t>
             </w:r>
           </w:p>
@@ -931,6 +1015,10 @@
               <w:jc w:val="left"/>
             </w:pPr>
             <w:r>
+              <w:rPr>
+                <w:b w:val="false"/>
+                <w:bCs w:val="false"/>
+              </w:rPr>
               <w:t xml:space="preserve">Rotate tokens</w:t>
             </w:r>
           </w:p>
@@ -980,6 +1068,10 @@
               <w:jc w:val="center"/>
             </w:pPr>
             <w:r>
+              <w:rPr>
+                <w:b w:val="false"/>
+                <w:bCs w:val="false"/>
+              </w:rPr>
               <w:t xml:space="preserve">POST</w:t>
             </w:r>
           </w:p>
@@ -999,6 +1091,10 @@
               <w:jc w:val="center"/>
             </w:pPr>
             <w:r>
+              <w:rPr>
+                <w:b w:val="false"/>
+                <w:bCs w:val="false"/>
+              </w:rPr>
               <w:t xml:space="preserve">JWT</w:t>
             </w:r>
           </w:p>
@@ -1018,6 +1114,10 @@
               <w:jc w:val="right"/>
             </w:pPr>
             <w:r>
+              <w:rPr>
+                <w:b w:val="false"/>
+                <w:bCs w:val="false"/>
+              </w:rPr>
               <w:t xml:space="preserve">100/min</w:t>
             </w:r>
           </w:p>
@@ -1037,6 +1137,10 @@
               <w:jc w:val="left"/>
             </w:pPr>
             <w:r>
+              <w:rPr>
+                <w:b w:val="false"/>
+                <w:bCs w:val="false"/>
+              </w:rPr>
               <w:t xml:space="preserve">Revoke session</w:t>
             </w:r>
           </w:p>
@@ -1086,6 +1190,10 @@
               <w:jc w:val="center"/>
             </w:pPr>
             <w:r>
+              <w:rPr>
+                <w:b w:val="false"/>
+                <w:bCs w:val="false"/>
+              </w:rPr>
               <w:t xml:space="preserve">GET</w:t>
             </w:r>
           </w:p>
@@ -1105,6 +1213,10 @@
               <w:jc w:val="center"/>
             </w:pPr>
             <w:r>
+              <w:rPr>
+                <w:b w:val="false"/>
+                <w:bCs w:val="false"/>
+              </w:rPr>
               <w:t xml:space="preserve">JWT</w:t>
             </w:r>
           </w:p>
@@ -1124,6 +1236,10 @@
               <w:jc w:val="right"/>
             </w:pPr>
             <w:r>
+              <w:rPr>
+                <w:b w:val="false"/>
+                <w:bCs w:val="false"/>
+              </w:rPr>
               <w:t xml:space="preserve">50/min</w:t>
             </w:r>
           </w:p>
@@ -1143,6 +1259,10 @@
               <w:jc w:val="left"/>
             </w:pPr>
             <w:r>
+              <w:rPr>
+                <w:b w:val="false"/>
+                <w:bCs w:val="false"/>
+              </w:rPr>
               <w:t xml:space="preserve">List active sessions</w:t>
             </w:r>
           </w:p>
@@ -1192,6 +1312,10 @@
               <w:jc w:val="center"/>
             </w:pPr>
             <w:r>
+              <w:rPr>
+                <w:b w:val="false"/>
+                <w:bCs w:val="false"/>
+              </w:rPr>
               <w:t xml:space="preserve">GET</w:t>
             </w:r>
           </w:p>
@@ -1211,6 +1335,10 @@
               <w:jc w:val="center"/>
             </w:pPr>
             <w:r>
+              <w:rPr>
+                <w:b w:val="false"/>
+                <w:bCs w:val="false"/>
+              </w:rPr>
               <w:t xml:space="preserve">JWT</w:t>
             </w:r>
           </w:p>
@@ -1230,6 +1358,10 @@
               <w:jc w:val="right"/>
             </w:pPr>
             <w:r>
+              <w:rPr>
+                <w:b w:val="false"/>
+                <w:bCs w:val="false"/>
+              </w:rPr>
               <w:t xml:space="preserve">200/min</w:t>
             </w:r>
           </w:p>
@@ -1249,6 +1381,10 @@
               <w:jc w:val="left"/>
             </w:pPr>
             <w:r>
+              <w:rPr>
+                <w:b w:val="false"/>
+                <w:bCs w:val="false"/>
+              </w:rPr>
               <w:t xml:space="preserve">Current user profile</w:t>
             </w:r>
           </w:p>
@@ -3602,8 +3738,8 @@
       <w:szCs w:val="20"/>
     </w:rPr>
   </w:style>
-  <w:style w:type="paragraph" w:styleId="FolioCodeBlock">
-    <w:name w:val="Folio Code Block"/>
+  <w:style w:type="paragraph" w:styleId="CodeBlock">
+    <w:name w:val="Code Block"/>
     <w:basedOn w:val="Normal"/>
     <w:pPr>
       <w:spacing w:before="40" w:after="40" w:line="276"/>

--- a/packages/fidelity-lab/fixtures/011-real-world-auth-doc/.output/document.docx
+++ b/packages/fidelity-lab/fixtures/011-real-world-auth-doc/.output/document.docx
@@ -5,7 +5,7 @@
     <w:p>
       <w:pPr>
         <w:pStyle w:val="Heading1"/>
-        <w:spacing w:before="240" w:after="120"/>
+        <w:spacing w:before="480" w:after="160"/>
       </w:pPr>
       <w:r>
         <w:t xml:space="preserve">Authentication Architecture</w:t>
@@ -14,7 +14,7 @@
     <w:p>
       <w:pPr>
         <w:pStyle w:val="Heading2"/>
-        <w:spacing w:before="240" w:after="120"/>
+        <w:spacing w:before="480" w:after="160"/>
       </w:pPr>
       <w:r>
         <w:t xml:space="preserve">Overview</w:t>
@@ -22,7 +22,7 @@
     </w:p>
     <w:p>
       <w:pPr>
-        <w:spacing w:after="120"/>
+        <w:spacing w:after="160"/>
       </w:pPr>
       <w:r>
         <w:t xml:space="preserve">This document describes the authentication and authorization system for the Platform API. The system uses JWT-based authentication with refresh token rotation.</w:t>
@@ -54,7 +54,7 @@
           <w:left w:val="single" w:color="8B5CF6" w:sz="8" w:space="10"/>
         </w:pBdr>
         <w:shd w:fill="F5F3FF" w:color="auto" w:val="clear"/>
-        <w:spacing w:after="80"/>
+        <w:spacing w:after="160"/>
         <w:ind w:left="360"/>
       </w:pPr>
       <w:r>
@@ -64,7 +64,7 @@
     <w:p>
       <w:pPr>
         <w:pStyle w:val="Heading2"/>
-        <w:spacing w:before="240" w:after="120"/>
+        <w:spacing w:before="480" w:after="160"/>
       </w:pPr>
       <w:r>
         <w:t xml:space="preserve">System Architecture</w:t>
@@ -72,7 +72,7 @@
     </w:p>
     <w:p>
       <w:pPr>
-        <w:spacing w:after="120"/>
+        <w:spacing w:after="160"/>
       </w:pPr>
       <w:r>
         <w:t xml:space="preserve">The authentication flow involves three primary services:</w:t>
@@ -115,10 +115,6 @@
               <w:jc w:val="left"/>
             </w:pPr>
             <w:r>
-              <w:rPr>
-                <w:b/>
-                <w:bCs/>
-              </w:rPr>
               <w:t xml:space="preserve">Component</w:t>
             </w:r>
           </w:p>
@@ -139,10 +135,6 @@
               <w:jc w:val="left"/>
             </w:pPr>
             <w:r>
-              <w:rPr>
-                <w:b/>
-                <w:bCs/>
-              </w:rPr>
               <w:t xml:space="preserve">Technology</w:t>
             </w:r>
           </w:p>
@@ -163,10 +155,6 @@
               <w:jc w:val="left"/>
             </w:pPr>
             <w:r>
-              <w:rPr>
-                <w:b/>
-                <w:bCs/>
-              </w:rPr>
               <w:t xml:space="preserve">Responsibility</w:t>
             </w:r>
           </w:p>
@@ -191,10 +179,6 @@
               <w:jc w:val="left"/>
             </w:pPr>
             <w:r>
-              <w:rPr>
-                <w:b/>
-                <w:bCs/>
-              </w:rPr>
               <w:t xml:space="preserve">API Gateway</w:t>
             </w:r>
           </w:p>
@@ -214,10 +198,6 @@
               <w:jc w:val="left"/>
             </w:pPr>
             <w:r>
-              <w:rPr>
-                <w:b w:val="false"/>
-                <w:bCs w:val="false"/>
-              </w:rPr>
               <w:t xml:space="preserve">Node.js + Express</w:t>
             </w:r>
           </w:p>
@@ -237,10 +217,6 @@
               <w:jc w:val="left"/>
             </w:pPr>
             <w:r>
-              <w:rPr>
-                <w:b w:val="false"/>
-                <w:bCs w:val="false"/>
-              </w:rPr>
               <w:t xml:space="preserve">Request routing, rate limiting</w:t>
             </w:r>
           </w:p>
@@ -265,10 +241,6 @@
               <w:jc w:val="left"/>
             </w:pPr>
             <w:r>
-              <w:rPr>
-                <w:b/>
-                <w:bCs/>
-              </w:rPr>
               <w:t xml:space="preserve">Auth Service</w:t>
             </w:r>
           </w:p>
@@ -288,10 +260,6 @@
               <w:jc w:val="left"/>
             </w:pPr>
             <w:r>
-              <w:rPr>
-                <w:b w:val="false"/>
-                <w:bCs w:val="false"/>
-              </w:rPr>
               <w:t xml:space="preserve">Go</w:t>
             </w:r>
           </w:p>
@@ -311,10 +279,6 @@
               <w:jc w:val="left"/>
             </w:pPr>
             <w:r>
-              <w:rPr>
-                <w:b w:val="false"/>
-                <w:bCs w:val="false"/>
-              </w:rPr>
               <w:t xml:space="preserve">Token issuance, validation, revocation</w:t>
             </w:r>
           </w:p>
@@ -339,10 +303,6 @@
               <w:jc w:val="left"/>
             </w:pPr>
             <w:r>
-              <w:rPr>
-                <w:b/>
-                <w:bCs/>
-              </w:rPr>
               <w:t xml:space="preserve">User Store</w:t>
             </w:r>
           </w:p>
@@ -362,10 +322,6 @@
               <w:jc w:val="left"/>
             </w:pPr>
             <w:r>
-              <w:rPr>
-                <w:b w:val="false"/>
-                <w:bCs w:val="false"/>
-              </w:rPr>
               <w:t xml:space="preserve">PostgreSQL</w:t>
             </w:r>
           </w:p>
@@ -385,10 +341,6 @@
               <w:jc w:val="left"/>
             </w:pPr>
             <w:r>
-              <w:rPr>
-                <w:b w:val="false"/>
-                <w:bCs w:val="false"/>
-              </w:rPr>
               <w:t xml:space="preserve">User credentials, sessions, audit log</w:t>
             </w:r>
           </w:p>
@@ -398,7 +350,7 @@
     <w:p>
       <w:pPr>
         <w:pStyle w:val="Heading2"/>
-        <w:spacing w:before="240" w:after="120"/>
+        <w:spacing w:before="480" w:after="160"/>
       </w:pPr>
       <w:r>
         <w:t xml:space="preserve">Authentication Flow</w:t>
@@ -420,7 +372,7 @@
         <w:rPr>
           <w:sz w:val="20"/>
           <w:szCs w:val="20"/>
-          <w:rFonts w:ascii="Consolas" w:cs="Consolas" w:eastAsia="Consolas" w:hAnsi="Consolas"/>
+          <w:rFonts w:ascii="JetBrains Mono" w:cs="JetBrains Mono" w:eastAsia="JetBrains Mono" w:hAnsi="JetBrains Mono"/>
           <w:shd w:fill="F3F4F6" w:color="auto" w:val="clear"/>
         </w:rPr>
         <w:t xml:space="preserve">/api/auth/login</w:t>
@@ -456,7 +408,7 @@
       <w:pPr>
         <w:pStyle w:val="ListParagraph"/>
         <w:numPr>
-          <w:ilvl w:val="1"/>
+          <w:ilvl w:val="0"/>
           <w:numId w:val="3"/>
         </w:numPr>
         <w:spacing w:after="60"/>
@@ -469,7 +421,7 @@
       <w:pPr>
         <w:pStyle w:val="ListParagraph"/>
         <w:numPr>
-          <w:ilvl w:val="1"/>
+          <w:ilvl w:val="0"/>
           <w:numId w:val="3"/>
         </w:numPr>
         <w:spacing w:after="60"/>
@@ -507,7 +459,7 @@
         <w:rPr>
           <w:sz w:val="20"/>
           <w:szCs w:val="20"/>
-          <w:rFonts w:ascii="Consolas" w:cs="Consolas" w:eastAsia="Consolas" w:hAnsi="Consolas"/>
+          <w:rFonts w:ascii="JetBrains Mono" w:cs="JetBrains Mono" w:eastAsia="JetBrains Mono" w:hAnsi="JetBrains Mono"/>
           <w:shd w:fill="F3F4F6" w:color="auto" w:val="clear"/>
         </w:rPr>
         <w:t xml:space="preserve">Authorization</w:t>
@@ -519,7 +471,7 @@
     <w:p>
       <w:pPr>
         <w:pStyle w:val="Heading3"/>
-        <w:spacing w:before="240" w:after="120"/>
+        <w:spacing w:before="320" w:after="160"/>
       </w:pPr>
       <w:r>
         <w:t xml:space="preserve">Token Refresh</w:t>
@@ -527,7 +479,7 @@
     </w:p>
     <w:p>
       <w:pPr>
-        <w:spacing w:after="120"/>
+        <w:spacing w:after="160"/>
       </w:pPr>
       <w:r>
         <w:t xml:space="preserve">When the access token expires:</w:t>
@@ -549,7 +501,7 @@
         <w:rPr>
           <w:sz w:val="20"/>
           <w:szCs w:val="20"/>
-          <w:rFonts w:ascii="Consolas" w:cs="Consolas" w:eastAsia="Consolas" w:hAnsi="Consolas"/>
+          <w:rFonts w:ascii="JetBrains Mono" w:cs="JetBrains Mono" w:eastAsia="JetBrains Mono" w:hAnsi="JetBrains Mono"/>
           <w:shd w:fill="F3F4F6" w:color="auto" w:val="clear"/>
         </w:rPr>
         <w:t xml:space="preserve">/api/auth/refresh</w:t>
@@ -620,7 +572,7 @@
           <w:left w:val="single" w:color="F59E0B" w:sz="8" w:space="10"/>
         </w:pBdr>
         <w:shd w:fill="FFFBEB" w:color="auto" w:val="clear"/>
-        <w:spacing w:after="80"/>
+        <w:spacing w:after="160"/>
         <w:ind w:left="360"/>
       </w:pPr>
       <w:r>
@@ -630,7 +582,7 @@
     <w:p>
       <w:pPr>
         <w:pStyle w:val="Heading2"/>
-        <w:spacing w:before="240" w:after="120"/>
+        <w:spacing w:before="480" w:after="160"/>
       </w:pPr>
       <w:r>
         <w:t xml:space="preserve">API Endpoints</w:t>
@@ -675,10 +627,6 @@
               <w:jc w:val="left"/>
             </w:pPr>
             <w:r>
-              <w:rPr>
-                <w:b/>
-                <w:bCs/>
-              </w:rPr>
               <w:t xml:space="preserve">Endpoint</w:t>
             </w:r>
           </w:p>
@@ -699,10 +647,6 @@
               <w:jc w:val="center"/>
             </w:pPr>
             <w:r>
-              <w:rPr>
-                <w:b/>
-                <w:bCs/>
-              </w:rPr>
               <w:t xml:space="preserve">Method</w:t>
             </w:r>
           </w:p>
@@ -723,10 +667,6 @@
               <w:jc w:val="center"/>
             </w:pPr>
             <w:r>
-              <w:rPr>
-                <w:b/>
-                <w:bCs/>
-              </w:rPr>
               <w:t xml:space="preserve">Auth</w:t>
             </w:r>
           </w:p>
@@ -747,10 +687,6 @@
               <w:jc w:val="right"/>
             </w:pPr>
             <w:r>
-              <w:rPr>
-                <w:b/>
-                <w:bCs/>
-              </w:rPr>
               <w:t xml:space="preserve">Rate Limit</w:t>
             </w:r>
           </w:p>
@@ -771,10 +707,6 @@
               <w:jc w:val="left"/>
             </w:pPr>
             <w:r>
-              <w:rPr>
-                <w:b/>
-                <w:bCs/>
-              </w:rPr>
               <w:t xml:space="preserve">Description</w:t>
             </w:r>
           </w:p>
@@ -802,7 +734,7 @@
               <w:rPr>
                 <w:sz w:val="20"/>
                 <w:szCs w:val="20"/>
-                <w:rFonts w:ascii="Consolas" w:cs="Consolas" w:eastAsia="Consolas" w:hAnsi="Consolas"/>
+                <w:rFonts w:ascii="JetBrains Mono" w:cs="JetBrains Mono" w:eastAsia="JetBrains Mono" w:hAnsi="JetBrains Mono"/>
                 <w:shd w:fill="F3F4F6" w:color="auto" w:val="clear"/>
               </w:rPr>
               <w:t xml:space="preserve">/auth/login</w:t>
@@ -824,10 +756,6 @@
               <w:jc w:val="center"/>
             </w:pPr>
             <w:r>
-              <w:rPr>
-                <w:b w:val="false"/>
-                <w:bCs w:val="false"/>
-              </w:rPr>
               <w:t xml:space="preserve">POST</w:t>
             </w:r>
           </w:p>
@@ -847,10 +775,6 @@
               <w:jc w:val="center"/>
             </w:pPr>
             <w:r>
-              <w:rPr>
-                <w:b w:val="false"/>
-                <w:bCs w:val="false"/>
-              </w:rPr>
               <w:t xml:space="preserve">None</w:t>
             </w:r>
           </w:p>
@@ -870,10 +794,6 @@
               <w:jc w:val="right"/>
             </w:pPr>
             <w:r>
-              <w:rPr>
-                <w:b w:val="false"/>
-                <w:bCs w:val="false"/>
-              </w:rPr>
               <w:t xml:space="preserve">10/min</w:t>
             </w:r>
           </w:p>
@@ -893,10 +813,6 @@
               <w:jc w:val="left"/>
             </w:pPr>
             <w:r>
-              <w:rPr>
-                <w:b w:val="false"/>
-                <w:bCs w:val="false"/>
-              </w:rPr>
               <w:t xml:space="preserve">Authenticate user</w:t>
             </w:r>
           </w:p>
@@ -924,7 +840,7 @@
               <w:rPr>
                 <w:sz w:val="20"/>
                 <w:szCs w:val="20"/>
-                <w:rFonts w:ascii="Consolas" w:cs="Consolas" w:eastAsia="Consolas" w:hAnsi="Consolas"/>
+                <w:rFonts w:ascii="JetBrains Mono" w:cs="JetBrains Mono" w:eastAsia="JetBrains Mono" w:hAnsi="JetBrains Mono"/>
                 <w:shd w:fill="F3F4F6" w:color="auto" w:val="clear"/>
               </w:rPr>
               <w:t xml:space="preserve">/auth/refresh</w:t>
@@ -946,10 +862,6 @@
               <w:jc w:val="center"/>
             </w:pPr>
             <w:r>
-              <w:rPr>
-                <w:b w:val="false"/>
-                <w:bCs w:val="false"/>
-              </w:rPr>
               <w:t xml:space="preserve">POST</w:t>
             </w:r>
           </w:p>
@@ -969,10 +881,6 @@
               <w:jc w:val="center"/>
             </w:pPr>
             <w:r>
-              <w:rPr>
-                <w:b w:val="false"/>
-                <w:bCs w:val="false"/>
-              </w:rPr>
               <w:t xml:space="preserve">Refresh</w:t>
             </w:r>
           </w:p>
@@ -992,10 +900,6 @@
               <w:jc w:val="right"/>
             </w:pPr>
             <w:r>
-              <w:rPr>
-                <w:b w:val="false"/>
-                <w:bCs w:val="false"/>
-              </w:rPr>
               <w:t xml:space="preserve">20/min</w:t>
             </w:r>
           </w:p>
@@ -1015,10 +919,6 @@
               <w:jc w:val="left"/>
             </w:pPr>
             <w:r>
-              <w:rPr>
-                <w:b w:val="false"/>
-                <w:bCs w:val="false"/>
-              </w:rPr>
               <w:t xml:space="preserve">Rotate tokens</w:t>
             </w:r>
           </w:p>
@@ -1046,7 +946,7 @@
               <w:rPr>
                 <w:sz w:val="20"/>
                 <w:szCs w:val="20"/>
-                <w:rFonts w:ascii="Consolas" w:cs="Consolas" w:eastAsia="Consolas" w:hAnsi="Consolas"/>
+                <w:rFonts w:ascii="JetBrains Mono" w:cs="JetBrains Mono" w:eastAsia="JetBrains Mono" w:hAnsi="JetBrains Mono"/>
                 <w:shd w:fill="F3F4F6" w:color="auto" w:val="clear"/>
               </w:rPr>
               <w:t xml:space="preserve">/auth/logout</w:t>
@@ -1068,10 +968,6 @@
               <w:jc w:val="center"/>
             </w:pPr>
             <w:r>
-              <w:rPr>
-                <w:b w:val="false"/>
-                <w:bCs w:val="false"/>
-              </w:rPr>
               <w:t xml:space="preserve">POST</w:t>
             </w:r>
           </w:p>
@@ -1091,10 +987,6 @@
               <w:jc w:val="center"/>
             </w:pPr>
             <w:r>
-              <w:rPr>
-                <w:b w:val="false"/>
-                <w:bCs w:val="false"/>
-              </w:rPr>
               <w:t xml:space="preserve">JWT</w:t>
             </w:r>
           </w:p>
@@ -1114,10 +1006,6 @@
               <w:jc w:val="right"/>
             </w:pPr>
             <w:r>
-              <w:rPr>
-                <w:b w:val="false"/>
-                <w:bCs w:val="false"/>
-              </w:rPr>
               <w:t xml:space="preserve">100/min</w:t>
             </w:r>
           </w:p>
@@ -1137,10 +1025,6 @@
               <w:jc w:val="left"/>
             </w:pPr>
             <w:r>
-              <w:rPr>
-                <w:b w:val="false"/>
-                <w:bCs w:val="false"/>
-              </w:rPr>
               <w:t xml:space="preserve">Revoke session</w:t>
             </w:r>
           </w:p>
@@ -1168,7 +1052,7 @@
               <w:rPr>
                 <w:sz w:val="20"/>
                 <w:szCs w:val="20"/>
-                <w:rFonts w:ascii="Consolas" w:cs="Consolas" w:eastAsia="Consolas" w:hAnsi="Consolas"/>
+                <w:rFonts w:ascii="JetBrains Mono" w:cs="JetBrains Mono" w:eastAsia="JetBrains Mono" w:hAnsi="JetBrains Mono"/>
                 <w:shd w:fill="F3F4F6" w:color="auto" w:val="clear"/>
               </w:rPr>
               <w:t xml:space="preserve">/auth/sessions</w:t>
@@ -1190,10 +1074,6 @@
               <w:jc w:val="center"/>
             </w:pPr>
             <w:r>
-              <w:rPr>
-                <w:b w:val="false"/>
-                <w:bCs w:val="false"/>
-              </w:rPr>
               <w:t xml:space="preserve">GET</w:t>
             </w:r>
           </w:p>
@@ -1213,10 +1093,6 @@
               <w:jc w:val="center"/>
             </w:pPr>
             <w:r>
-              <w:rPr>
-                <w:b w:val="false"/>
-                <w:bCs w:val="false"/>
-              </w:rPr>
               <w:t xml:space="preserve">JWT</w:t>
             </w:r>
           </w:p>
@@ -1236,10 +1112,6 @@
               <w:jc w:val="right"/>
             </w:pPr>
             <w:r>
-              <w:rPr>
-                <w:b w:val="false"/>
-                <w:bCs w:val="false"/>
-              </w:rPr>
               <w:t xml:space="preserve">50/min</w:t>
             </w:r>
           </w:p>
@@ -1259,10 +1131,6 @@
               <w:jc w:val="left"/>
             </w:pPr>
             <w:r>
-              <w:rPr>
-                <w:b w:val="false"/>
-                <w:bCs w:val="false"/>
-              </w:rPr>
               <w:t xml:space="preserve">List active sessions</w:t>
             </w:r>
           </w:p>
@@ -1290,7 +1158,7 @@
               <w:rPr>
                 <w:sz w:val="20"/>
                 <w:szCs w:val="20"/>
-                <w:rFonts w:ascii="Consolas" w:cs="Consolas" w:eastAsia="Consolas" w:hAnsi="Consolas"/>
+                <w:rFonts w:ascii="JetBrains Mono" w:cs="JetBrains Mono" w:eastAsia="JetBrains Mono" w:hAnsi="JetBrains Mono"/>
                 <w:shd w:fill="F3F4F6" w:color="auto" w:val="clear"/>
               </w:rPr>
               <w:t xml:space="preserve">/users/me</w:t>
@@ -1312,10 +1180,6 @@
               <w:jc w:val="center"/>
             </w:pPr>
             <w:r>
-              <w:rPr>
-                <w:b w:val="false"/>
-                <w:bCs w:val="false"/>
-              </w:rPr>
               <w:t xml:space="preserve">GET</w:t>
             </w:r>
           </w:p>
@@ -1335,10 +1199,6 @@
               <w:jc w:val="center"/>
             </w:pPr>
             <w:r>
-              <w:rPr>
-                <w:b w:val="false"/>
-                <w:bCs w:val="false"/>
-              </w:rPr>
               <w:t xml:space="preserve">JWT</w:t>
             </w:r>
           </w:p>
@@ -1358,10 +1218,6 @@
               <w:jc w:val="right"/>
             </w:pPr>
             <w:r>
-              <w:rPr>
-                <w:b w:val="false"/>
-                <w:bCs w:val="false"/>
-              </w:rPr>
               <w:t xml:space="preserve">200/min</w:t>
             </w:r>
           </w:p>
@@ -1381,10 +1237,6 @@
               <w:jc w:val="left"/>
             </w:pPr>
             <w:r>
-              <w:rPr>
-                <w:b w:val="false"/>
-                <w:bCs w:val="false"/>
-              </w:rPr>
               <w:t xml:space="preserve">Current user profile</w:t>
             </w:r>
           </w:p>
@@ -1394,7 +1246,7 @@
     <w:p>
       <w:pPr>
         <w:pStyle w:val="Heading2"/>
-        <w:spacing w:before="240" w:after="120"/>
+        <w:spacing w:before="480" w:after="160"/>
       </w:pPr>
       <w:r>
         <w:t xml:space="preserve">Implementation</w:t>
@@ -1403,7 +1255,7 @@
     <w:p>
       <w:pPr>
         <w:pStyle w:val="Heading3"/>
-        <w:spacing w:before="240" w:after="120"/>
+        <w:spacing w:before="320" w:after="160"/>
       </w:pPr>
       <w:r>
         <w:t xml:space="preserve">Login Handler</w:t>
@@ -1423,9 +1275,9 @@
       <w:r>
         <w:rPr>
           <w:color w:val="6B7280"/>
-          <w:sz w:val="16"/>
-          <w:szCs w:val="16"/>
-          <w:rFonts w:ascii="Consolas" w:cs="Consolas" w:eastAsia="Consolas" w:hAnsi="Consolas"/>
+          <w:sz w:val="18"/>
+          <w:szCs w:val="18"/>
+          <w:rFonts w:ascii="JetBrains Mono" w:cs="JetBrains Mono" w:eastAsia="JetBrains Mono" w:hAnsi="JetBrains Mono"/>
         </w:rPr>
         <w:t xml:space="preserve">typescript</w:t>
       </w:r>
@@ -1445,7 +1297,7 @@
           <w:color w:val="1F2937"/>
           <w:sz w:val="20"/>
           <w:szCs w:val="20"/>
-          <w:rFonts w:ascii="Consolas" w:cs="Consolas" w:eastAsia="Consolas" w:hAnsi="Consolas"/>
+          <w:rFonts w:ascii="JetBrains Mono" w:cs="JetBrains Mono" w:eastAsia="JetBrains Mono" w:hAnsi="JetBrains Mono"/>
         </w:rPr>
         <w:t xml:space="preserve">async function handleLogin(req: LoginRequest): Promise&lt;AuthResponse&gt; {</w:t>
       </w:r>
@@ -1465,7 +1317,7 @@
           <w:color w:val="1F2937"/>
           <w:sz w:val="20"/>
           <w:szCs w:val="20"/>
-          <w:rFonts w:ascii="Consolas" w:cs="Consolas" w:eastAsia="Consolas" w:hAnsi="Consolas"/>
+          <w:rFonts w:ascii="JetBrains Mono" w:cs="JetBrains Mono" w:eastAsia="JetBrains Mono" w:hAnsi="JetBrains Mono"/>
         </w:rPr>
         <w:t xml:space="preserve">  const { email, password } = req.body;</w:t>
       </w:r>
@@ -1485,7 +1337,7 @@
           <w:color w:val="1F2937"/>
           <w:sz w:val="20"/>
           <w:szCs w:val="20"/>
-          <w:rFonts w:ascii="Consolas" w:cs="Consolas" w:eastAsia="Consolas" w:hAnsi="Consolas"/>
+          <w:rFonts w:ascii="JetBrains Mono" w:cs="JetBrains Mono" w:eastAsia="JetBrains Mono" w:hAnsi="JetBrains Mono"/>
         </w:rPr>
         <w:t xml:space="preserve"> </w:t>
       </w:r>
@@ -1505,7 +1357,7 @@
           <w:color w:val="1F2937"/>
           <w:sz w:val="20"/>
           <w:szCs w:val="20"/>
-          <w:rFonts w:ascii="Consolas" w:cs="Consolas" w:eastAsia="Consolas" w:hAnsi="Consolas"/>
+          <w:rFonts w:ascii="JetBrains Mono" w:cs="JetBrains Mono" w:eastAsia="JetBrains Mono" w:hAnsi="JetBrains Mono"/>
         </w:rPr>
         <w:t xml:space="preserve">  // Validate credentials</w:t>
       </w:r>
@@ -1525,7 +1377,7 @@
           <w:color w:val="1F2937"/>
           <w:sz w:val="20"/>
           <w:szCs w:val="20"/>
-          <w:rFonts w:ascii="Consolas" w:cs="Consolas" w:eastAsia="Consolas" w:hAnsi="Consolas"/>
+          <w:rFonts w:ascii="JetBrains Mono" w:cs="JetBrains Mono" w:eastAsia="JetBrains Mono" w:hAnsi="JetBrains Mono"/>
         </w:rPr>
         <w:t xml:space="preserve">  const user = await userStore.findByEmail(email);</w:t>
       </w:r>
@@ -1545,7 +1397,7 @@
           <w:color w:val="1F2937"/>
           <w:sz w:val="20"/>
           <w:szCs w:val="20"/>
-          <w:rFonts w:ascii="Consolas" w:cs="Consolas" w:eastAsia="Consolas" w:hAnsi="Consolas"/>
+          <w:rFonts w:ascii="JetBrains Mono" w:cs="JetBrains Mono" w:eastAsia="JetBrains Mono" w:hAnsi="JetBrains Mono"/>
         </w:rPr>
         <w:t xml:space="preserve">  if (!user || !await bcrypt.compare(password, user.passwordHash)) {</w:t>
       </w:r>
@@ -1565,7 +1417,7 @@
           <w:color w:val="1F2937"/>
           <w:sz w:val="20"/>
           <w:szCs w:val="20"/>
-          <w:rFonts w:ascii="Consolas" w:cs="Consolas" w:eastAsia="Consolas" w:hAnsi="Consolas"/>
+          <w:rFonts w:ascii="JetBrains Mono" w:cs="JetBrains Mono" w:eastAsia="JetBrains Mono" w:hAnsi="JetBrains Mono"/>
         </w:rPr>
         <w:t xml:space="preserve">    throw new AuthenticationError('Invalid credentials');</w:t>
       </w:r>
@@ -1585,7 +1437,7 @@
           <w:color w:val="1F2937"/>
           <w:sz w:val="20"/>
           <w:szCs w:val="20"/>
-          <w:rFonts w:ascii="Consolas" w:cs="Consolas" w:eastAsia="Consolas" w:hAnsi="Consolas"/>
+          <w:rFonts w:ascii="JetBrains Mono" w:cs="JetBrains Mono" w:eastAsia="JetBrains Mono" w:hAnsi="JetBrains Mono"/>
         </w:rPr>
         <w:t xml:space="preserve">  }</w:t>
       </w:r>
@@ -1605,7 +1457,7 @@
           <w:color w:val="1F2937"/>
           <w:sz w:val="20"/>
           <w:szCs w:val="20"/>
-          <w:rFonts w:ascii="Consolas" w:cs="Consolas" w:eastAsia="Consolas" w:hAnsi="Consolas"/>
+          <w:rFonts w:ascii="JetBrains Mono" w:cs="JetBrains Mono" w:eastAsia="JetBrains Mono" w:hAnsi="JetBrains Mono"/>
         </w:rPr>
         <w:t xml:space="preserve"> </w:t>
       </w:r>
@@ -1625,7 +1477,7 @@
           <w:color w:val="1F2937"/>
           <w:sz w:val="20"/>
           <w:szCs w:val="20"/>
-          <w:rFonts w:ascii="Consolas" w:cs="Consolas" w:eastAsia="Consolas" w:hAnsi="Consolas"/>
+          <w:rFonts w:ascii="JetBrains Mono" w:cs="JetBrains Mono" w:eastAsia="JetBrains Mono" w:hAnsi="JetBrains Mono"/>
         </w:rPr>
         <w:t xml:space="preserve">  // Check account status</w:t>
       </w:r>
@@ -1645,7 +1497,7 @@
           <w:color w:val="1F2937"/>
           <w:sz w:val="20"/>
           <w:szCs w:val="20"/>
-          <w:rFonts w:ascii="Consolas" w:cs="Consolas" w:eastAsia="Consolas" w:hAnsi="Consolas"/>
+          <w:rFonts w:ascii="JetBrains Mono" w:cs="JetBrains Mono" w:eastAsia="JetBrains Mono" w:hAnsi="JetBrains Mono"/>
         </w:rPr>
         <w:t xml:space="preserve">  if (user.status === 'locked') {</w:t>
       </w:r>
@@ -1665,7 +1517,7 @@
           <w:color w:val="1F2937"/>
           <w:sz w:val="20"/>
           <w:szCs w:val="20"/>
-          <w:rFonts w:ascii="Consolas" w:cs="Consolas" w:eastAsia="Consolas" w:hAnsi="Consolas"/>
+          <w:rFonts w:ascii="JetBrains Mono" w:cs="JetBrains Mono" w:eastAsia="JetBrains Mono" w:hAnsi="JetBrains Mono"/>
         </w:rPr>
         <w:t xml:space="preserve">    throw new AuthenticationError('Account is locked');</w:t>
       </w:r>
@@ -1685,7 +1537,7 @@
           <w:color w:val="1F2937"/>
           <w:sz w:val="20"/>
           <w:szCs w:val="20"/>
-          <w:rFonts w:ascii="Consolas" w:cs="Consolas" w:eastAsia="Consolas" w:hAnsi="Consolas"/>
+          <w:rFonts w:ascii="JetBrains Mono" w:cs="JetBrains Mono" w:eastAsia="JetBrains Mono" w:hAnsi="JetBrains Mono"/>
         </w:rPr>
         <w:t xml:space="preserve">  }</w:t>
       </w:r>
@@ -1705,7 +1557,7 @@
           <w:color w:val="1F2937"/>
           <w:sz w:val="20"/>
           <w:szCs w:val="20"/>
-          <w:rFonts w:ascii="Consolas" w:cs="Consolas" w:eastAsia="Consolas" w:hAnsi="Consolas"/>
+          <w:rFonts w:ascii="JetBrains Mono" w:cs="JetBrains Mono" w:eastAsia="JetBrains Mono" w:hAnsi="JetBrains Mono"/>
         </w:rPr>
         <w:t xml:space="preserve"> </w:t>
       </w:r>
@@ -1725,7 +1577,7 @@
           <w:color w:val="1F2937"/>
           <w:sz w:val="20"/>
           <w:szCs w:val="20"/>
-          <w:rFonts w:ascii="Consolas" w:cs="Consolas" w:eastAsia="Consolas" w:hAnsi="Consolas"/>
+          <w:rFonts w:ascii="JetBrains Mono" w:cs="JetBrains Mono" w:eastAsia="JetBrains Mono" w:hAnsi="JetBrains Mono"/>
         </w:rPr>
         <w:t xml:space="preserve">  // Issue tokens</w:t>
       </w:r>
@@ -1745,7 +1597,7 @@
           <w:color w:val="1F2937"/>
           <w:sz w:val="20"/>
           <w:szCs w:val="20"/>
-          <w:rFonts w:ascii="Consolas" w:cs="Consolas" w:eastAsia="Consolas" w:hAnsi="Consolas"/>
+          <w:rFonts w:ascii="JetBrains Mono" w:cs="JetBrains Mono" w:eastAsia="JetBrains Mono" w:hAnsi="JetBrains Mono"/>
         </w:rPr>
         <w:t xml:space="preserve">  const accessToken = jwt.sign(</w:t>
       </w:r>
@@ -1765,7 +1617,7 @@
           <w:color w:val="1F2937"/>
           <w:sz w:val="20"/>
           <w:szCs w:val="20"/>
-          <w:rFonts w:ascii="Consolas" w:cs="Consolas" w:eastAsia="Consolas" w:hAnsi="Consolas"/>
+          <w:rFonts w:ascii="JetBrains Mono" w:cs="JetBrains Mono" w:eastAsia="JetBrains Mono" w:hAnsi="JetBrains Mono"/>
         </w:rPr>
         <w:t xml:space="preserve">    { sub: user.id, role: user.role },</w:t>
       </w:r>
@@ -1785,7 +1637,7 @@
           <w:color w:val="1F2937"/>
           <w:sz w:val="20"/>
           <w:szCs w:val="20"/>
-          <w:rFonts w:ascii="Consolas" w:cs="Consolas" w:eastAsia="Consolas" w:hAnsi="Consolas"/>
+          <w:rFonts w:ascii="JetBrains Mono" w:cs="JetBrains Mono" w:eastAsia="JetBrains Mono" w:hAnsi="JetBrains Mono"/>
         </w:rPr>
         <w:t xml:space="preserve">    config.jwtSecret,</w:t>
       </w:r>
@@ -1805,7 +1657,7 @@
           <w:color w:val="1F2937"/>
           <w:sz w:val="20"/>
           <w:szCs w:val="20"/>
-          <w:rFonts w:ascii="Consolas" w:cs="Consolas" w:eastAsia="Consolas" w:hAnsi="Consolas"/>
+          <w:rFonts w:ascii="JetBrains Mono" w:cs="JetBrains Mono" w:eastAsia="JetBrains Mono" w:hAnsi="JetBrains Mono"/>
         </w:rPr>
         <w:t xml:space="preserve">    { expiresIn: '15m' }</w:t>
       </w:r>
@@ -1825,7 +1677,7 @@
           <w:color w:val="1F2937"/>
           <w:sz w:val="20"/>
           <w:szCs w:val="20"/>
-          <w:rFonts w:ascii="Consolas" w:cs="Consolas" w:eastAsia="Consolas" w:hAnsi="Consolas"/>
+          <w:rFonts w:ascii="JetBrains Mono" w:cs="JetBrains Mono" w:eastAsia="JetBrains Mono" w:hAnsi="JetBrains Mono"/>
         </w:rPr>
         <w:t xml:space="preserve">  );</w:t>
       </w:r>
@@ -1845,7 +1697,7 @@
           <w:color w:val="1F2937"/>
           <w:sz w:val="20"/>
           <w:szCs w:val="20"/>
-          <w:rFonts w:ascii="Consolas" w:cs="Consolas" w:eastAsia="Consolas" w:hAnsi="Consolas"/>
+          <w:rFonts w:ascii="JetBrains Mono" w:cs="JetBrains Mono" w:eastAsia="JetBrains Mono" w:hAnsi="JetBrains Mono"/>
         </w:rPr>
         <w:t xml:space="preserve"> </w:t>
       </w:r>
@@ -1865,7 +1717,7 @@
           <w:color w:val="1F2937"/>
           <w:sz w:val="20"/>
           <w:szCs w:val="20"/>
-          <w:rFonts w:ascii="Consolas" w:cs="Consolas" w:eastAsia="Consolas" w:hAnsi="Consolas"/>
+          <w:rFonts w:ascii="JetBrains Mono" w:cs="JetBrains Mono" w:eastAsia="JetBrains Mono" w:hAnsi="JetBrains Mono"/>
         </w:rPr>
         <w:t xml:space="preserve">  const refreshToken = await tokenStore.createRefreshToken(user.id);</w:t>
       </w:r>
@@ -1885,7 +1737,7 @@
           <w:color w:val="1F2937"/>
           <w:sz w:val="20"/>
           <w:szCs w:val="20"/>
-          <w:rFonts w:ascii="Consolas" w:cs="Consolas" w:eastAsia="Consolas" w:hAnsi="Consolas"/>
+          <w:rFonts w:ascii="JetBrains Mono" w:cs="JetBrains Mono" w:eastAsia="JetBrains Mono" w:hAnsi="JetBrains Mono"/>
         </w:rPr>
         <w:t xml:space="preserve"> </w:t>
       </w:r>
@@ -1905,7 +1757,7 @@
           <w:color w:val="1F2937"/>
           <w:sz w:val="20"/>
           <w:szCs w:val="20"/>
-          <w:rFonts w:ascii="Consolas" w:cs="Consolas" w:eastAsia="Consolas" w:hAnsi="Consolas"/>
+          <w:rFonts w:ascii="JetBrains Mono" w:cs="JetBrains Mono" w:eastAsia="JetBrains Mono" w:hAnsi="JetBrains Mono"/>
         </w:rPr>
         <w:t xml:space="preserve">  // Audit log</w:t>
       </w:r>
@@ -1925,7 +1777,7 @@
           <w:color w:val="1F2937"/>
           <w:sz w:val="20"/>
           <w:szCs w:val="20"/>
-          <w:rFonts w:ascii="Consolas" w:cs="Consolas" w:eastAsia="Consolas" w:hAnsi="Consolas"/>
+          <w:rFonts w:ascii="JetBrains Mono" w:cs="JetBrains Mono" w:eastAsia="JetBrains Mono" w:hAnsi="JetBrains Mono"/>
         </w:rPr>
         <w:t xml:space="preserve">  await auditLog.record('login', { userId: user.id, ip: req.ip });</w:t>
       </w:r>
@@ -1945,7 +1797,7 @@
           <w:color w:val="1F2937"/>
           <w:sz w:val="20"/>
           <w:szCs w:val="20"/>
-          <w:rFonts w:ascii="Consolas" w:cs="Consolas" w:eastAsia="Consolas" w:hAnsi="Consolas"/>
+          <w:rFonts w:ascii="JetBrains Mono" w:cs="JetBrains Mono" w:eastAsia="JetBrains Mono" w:hAnsi="JetBrains Mono"/>
         </w:rPr>
         <w:t xml:space="preserve"> </w:t>
       </w:r>
@@ -1965,7 +1817,7 @@
           <w:color w:val="1F2937"/>
           <w:sz w:val="20"/>
           <w:szCs w:val="20"/>
-          <w:rFonts w:ascii="Consolas" w:cs="Consolas" w:eastAsia="Consolas" w:hAnsi="Consolas"/>
+          <w:rFonts w:ascii="JetBrains Mono" w:cs="JetBrains Mono" w:eastAsia="JetBrains Mono" w:hAnsi="JetBrains Mono"/>
         </w:rPr>
         <w:t xml:space="preserve">  return { accessToken, refreshToken, expiresIn: 900 };</w:t>
       </w:r>
@@ -1986,7 +1838,7 @@
           <w:color w:val="1F2937"/>
           <w:sz w:val="20"/>
           <w:szCs w:val="20"/>
-          <w:rFonts w:ascii="Consolas" w:cs="Consolas" w:eastAsia="Consolas" w:hAnsi="Consolas"/>
+          <w:rFonts w:ascii="JetBrains Mono" w:cs="JetBrains Mono" w:eastAsia="JetBrains Mono" w:hAnsi="JetBrains Mono"/>
         </w:rPr>
         <w:t xml:space="preserve">}</w:t>
       </w:r>
@@ -1994,7 +1846,7 @@
     <w:p>
       <w:pPr>
         <w:pStyle w:val="Heading3"/>
-        <w:spacing w:before="240" w:after="120"/>
+        <w:spacing w:before="320" w:after="160"/>
       </w:pPr>
       <w:r>
         <w:t xml:space="preserve">Middleware</w:t>
@@ -2014,9 +1866,9 @@
       <w:r>
         <w:rPr>
           <w:color w:val="6B7280"/>
-          <w:sz w:val="16"/>
-          <w:szCs w:val="16"/>
-          <w:rFonts w:ascii="Consolas" w:cs="Consolas" w:eastAsia="Consolas" w:hAnsi="Consolas"/>
+          <w:sz w:val="18"/>
+          <w:szCs w:val="18"/>
+          <w:rFonts w:ascii="JetBrains Mono" w:cs="JetBrains Mono" w:eastAsia="JetBrains Mono" w:hAnsi="JetBrains Mono"/>
         </w:rPr>
         <w:t xml:space="preserve">typescript</w:t>
       </w:r>
@@ -2036,7 +1888,7 @@
           <w:color w:val="1F2937"/>
           <w:sz w:val="20"/>
           <w:szCs w:val="20"/>
-          <w:rFonts w:ascii="Consolas" w:cs="Consolas" w:eastAsia="Consolas" w:hAnsi="Consolas"/>
+          <w:rFonts w:ascii="JetBrains Mono" w:cs="JetBrains Mono" w:eastAsia="JetBrains Mono" w:hAnsi="JetBrains Mono"/>
         </w:rPr>
         <w:t xml:space="preserve">function requireAuth(requiredRole?: UserRole) {</w:t>
       </w:r>
@@ -2056,7 +1908,7 @@
           <w:color w:val="1F2937"/>
           <w:sz w:val="20"/>
           <w:szCs w:val="20"/>
-          <w:rFonts w:ascii="Consolas" w:cs="Consolas" w:eastAsia="Consolas" w:hAnsi="Consolas"/>
+          <w:rFonts w:ascii="JetBrains Mono" w:cs="JetBrains Mono" w:eastAsia="JetBrains Mono" w:hAnsi="JetBrains Mono"/>
         </w:rPr>
         <w:t xml:space="preserve">  return async (req: Request, res: Response, next: NextFunction) =&gt; {</w:t>
       </w:r>
@@ -2076,7 +1928,7 @@
           <w:color w:val="1F2937"/>
           <w:sz w:val="20"/>
           <w:szCs w:val="20"/>
-          <w:rFonts w:ascii="Consolas" w:cs="Consolas" w:eastAsia="Consolas" w:hAnsi="Consolas"/>
+          <w:rFonts w:ascii="JetBrains Mono" w:cs="JetBrains Mono" w:eastAsia="JetBrains Mono" w:hAnsi="JetBrains Mono"/>
         </w:rPr>
         <w:t xml:space="preserve">    const token = extractBearerToken(req);</w:t>
       </w:r>
@@ -2096,7 +1948,7 @@
           <w:color w:val="1F2937"/>
           <w:sz w:val="20"/>
           <w:szCs w:val="20"/>
-          <w:rFonts w:ascii="Consolas" w:cs="Consolas" w:eastAsia="Consolas" w:hAnsi="Consolas"/>
+          <w:rFonts w:ascii="JetBrains Mono" w:cs="JetBrains Mono" w:eastAsia="JetBrains Mono" w:hAnsi="JetBrains Mono"/>
         </w:rPr>
         <w:t xml:space="preserve">    if (!token) {</w:t>
       </w:r>
@@ -2116,7 +1968,7 @@
           <w:color w:val="1F2937"/>
           <w:sz w:val="20"/>
           <w:szCs w:val="20"/>
-          <w:rFonts w:ascii="Consolas" w:cs="Consolas" w:eastAsia="Consolas" w:hAnsi="Consolas"/>
+          <w:rFonts w:ascii="JetBrains Mono" w:cs="JetBrains Mono" w:eastAsia="JetBrains Mono" w:hAnsi="JetBrains Mono"/>
         </w:rPr>
         <w:t xml:space="preserve">      return res.status(401).json({ error: 'Missing authentication' });</w:t>
       </w:r>
@@ -2136,7 +1988,7 @@
           <w:color w:val="1F2937"/>
           <w:sz w:val="20"/>
           <w:szCs w:val="20"/>
-          <w:rFonts w:ascii="Consolas" w:cs="Consolas" w:eastAsia="Consolas" w:hAnsi="Consolas"/>
+          <w:rFonts w:ascii="JetBrains Mono" w:cs="JetBrains Mono" w:eastAsia="JetBrains Mono" w:hAnsi="JetBrains Mono"/>
         </w:rPr>
         <w:t xml:space="preserve">    }</w:t>
       </w:r>
@@ -2156,7 +2008,7 @@
           <w:color w:val="1F2937"/>
           <w:sz w:val="20"/>
           <w:szCs w:val="20"/>
-          <w:rFonts w:ascii="Consolas" w:cs="Consolas" w:eastAsia="Consolas" w:hAnsi="Consolas"/>
+          <w:rFonts w:ascii="JetBrains Mono" w:cs="JetBrains Mono" w:eastAsia="JetBrains Mono" w:hAnsi="JetBrains Mono"/>
         </w:rPr>
         <w:t xml:space="preserve"> </w:t>
       </w:r>
@@ -2176,7 +2028,7 @@
           <w:color w:val="1F2937"/>
           <w:sz w:val="20"/>
           <w:szCs w:val="20"/>
-          <w:rFonts w:ascii="Consolas" w:cs="Consolas" w:eastAsia="Consolas" w:hAnsi="Consolas"/>
+          <w:rFonts w:ascii="JetBrains Mono" w:cs="JetBrains Mono" w:eastAsia="JetBrains Mono" w:hAnsi="JetBrains Mono"/>
         </w:rPr>
         <w:t xml:space="preserve">    try {</w:t>
       </w:r>
@@ -2196,7 +2048,7 @@
           <w:color w:val="1F2937"/>
           <w:sz w:val="20"/>
           <w:szCs w:val="20"/>
-          <w:rFonts w:ascii="Consolas" w:cs="Consolas" w:eastAsia="Consolas" w:hAnsi="Consolas"/>
+          <w:rFonts w:ascii="JetBrains Mono" w:cs="JetBrains Mono" w:eastAsia="JetBrains Mono" w:hAnsi="JetBrains Mono"/>
         </w:rPr>
         <w:t xml:space="preserve">      const payload = jwt.verify(token, config.jwtSecret);</w:t>
       </w:r>
@@ -2216,7 +2068,7 @@
           <w:color w:val="1F2937"/>
           <w:sz w:val="20"/>
           <w:szCs w:val="20"/>
-          <w:rFonts w:ascii="Consolas" w:cs="Consolas" w:eastAsia="Consolas" w:hAnsi="Consolas"/>
+          <w:rFonts w:ascii="JetBrains Mono" w:cs="JetBrains Mono" w:eastAsia="JetBrains Mono" w:hAnsi="JetBrains Mono"/>
         </w:rPr>
         <w:t xml:space="preserve">      req.user = payload;</w:t>
       </w:r>
@@ -2236,7 +2088,7 @@
           <w:color w:val="1F2937"/>
           <w:sz w:val="20"/>
           <w:szCs w:val="20"/>
-          <w:rFonts w:ascii="Consolas" w:cs="Consolas" w:eastAsia="Consolas" w:hAnsi="Consolas"/>
+          <w:rFonts w:ascii="JetBrains Mono" w:cs="JetBrains Mono" w:eastAsia="JetBrains Mono" w:hAnsi="JetBrains Mono"/>
         </w:rPr>
         <w:t xml:space="preserve"> </w:t>
       </w:r>
@@ -2256,7 +2108,7 @@
           <w:color w:val="1F2937"/>
           <w:sz w:val="20"/>
           <w:szCs w:val="20"/>
-          <w:rFonts w:ascii="Consolas" w:cs="Consolas" w:eastAsia="Consolas" w:hAnsi="Consolas"/>
+          <w:rFonts w:ascii="JetBrains Mono" w:cs="JetBrains Mono" w:eastAsia="JetBrains Mono" w:hAnsi="JetBrains Mono"/>
         </w:rPr>
         <w:t xml:space="preserve">      if (requiredRole &amp;&amp; payload.role !== requiredRole) {</w:t>
       </w:r>
@@ -2276,7 +2128,7 @@
           <w:color w:val="1F2937"/>
           <w:sz w:val="20"/>
           <w:szCs w:val="20"/>
-          <w:rFonts w:ascii="Consolas" w:cs="Consolas" w:eastAsia="Consolas" w:hAnsi="Consolas"/>
+          <w:rFonts w:ascii="JetBrains Mono" w:cs="JetBrains Mono" w:eastAsia="JetBrains Mono" w:hAnsi="JetBrains Mono"/>
         </w:rPr>
         <w:t xml:space="preserve">        return res.status(403).json({ error: 'Insufficient permissions' });</w:t>
       </w:r>
@@ -2296,7 +2148,7 @@
           <w:color w:val="1F2937"/>
           <w:sz w:val="20"/>
           <w:szCs w:val="20"/>
-          <w:rFonts w:ascii="Consolas" w:cs="Consolas" w:eastAsia="Consolas" w:hAnsi="Consolas"/>
+          <w:rFonts w:ascii="JetBrains Mono" w:cs="JetBrains Mono" w:eastAsia="JetBrains Mono" w:hAnsi="JetBrains Mono"/>
         </w:rPr>
         <w:t xml:space="preserve">      }</w:t>
       </w:r>
@@ -2316,7 +2168,7 @@
           <w:color w:val="1F2937"/>
           <w:sz w:val="20"/>
           <w:szCs w:val="20"/>
-          <w:rFonts w:ascii="Consolas" w:cs="Consolas" w:eastAsia="Consolas" w:hAnsi="Consolas"/>
+          <w:rFonts w:ascii="JetBrains Mono" w:cs="JetBrains Mono" w:eastAsia="JetBrains Mono" w:hAnsi="JetBrains Mono"/>
         </w:rPr>
         <w:t xml:space="preserve"> </w:t>
       </w:r>
@@ -2336,7 +2188,7 @@
           <w:color w:val="1F2937"/>
           <w:sz w:val="20"/>
           <w:szCs w:val="20"/>
-          <w:rFonts w:ascii="Consolas" w:cs="Consolas" w:eastAsia="Consolas" w:hAnsi="Consolas"/>
+          <w:rFonts w:ascii="JetBrains Mono" w:cs="JetBrains Mono" w:eastAsia="JetBrains Mono" w:hAnsi="JetBrains Mono"/>
         </w:rPr>
         <w:t xml:space="preserve">      next();</w:t>
       </w:r>
@@ -2356,7 +2208,7 @@
           <w:color w:val="1F2937"/>
           <w:sz w:val="20"/>
           <w:szCs w:val="20"/>
-          <w:rFonts w:ascii="Consolas" w:cs="Consolas" w:eastAsia="Consolas" w:hAnsi="Consolas"/>
+          <w:rFonts w:ascii="JetBrains Mono" w:cs="JetBrains Mono" w:eastAsia="JetBrains Mono" w:hAnsi="JetBrains Mono"/>
         </w:rPr>
         <w:t xml:space="preserve">    } catch (err) {</w:t>
       </w:r>
@@ -2376,7 +2228,7 @@
           <w:color w:val="1F2937"/>
           <w:sz w:val="20"/>
           <w:szCs w:val="20"/>
-          <w:rFonts w:ascii="Consolas" w:cs="Consolas" w:eastAsia="Consolas" w:hAnsi="Consolas"/>
+          <w:rFonts w:ascii="JetBrains Mono" w:cs="JetBrains Mono" w:eastAsia="JetBrains Mono" w:hAnsi="JetBrains Mono"/>
         </w:rPr>
         <w:t xml:space="preserve">      return res.status(401).json({ error: 'Invalid or expired token' });</w:t>
       </w:r>
@@ -2396,7 +2248,7 @@
           <w:color w:val="1F2937"/>
           <w:sz w:val="20"/>
           <w:szCs w:val="20"/>
-          <w:rFonts w:ascii="Consolas" w:cs="Consolas" w:eastAsia="Consolas" w:hAnsi="Consolas"/>
+          <w:rFonts w:ascii="JetBrains Mono" w:cs="JetBrains Mono" w:eastAsia="JetBrains Mono" w:hAnsi="JetBrains Mono"/>
         </w:rPr>
         <w:t xml:space="preserve">    }</w:t>
       </w:r>
@@ -2416,7 +2268,7 @@
           <w:color w:val="1F2937"/>
           <w:sz w:val="20"/>
           <w:szCs w:val="20"/>
-          <w:rFonts w:ascii="Consolas" w:cs="Consolas" w:eastAsia="Consolas" w:hAnsi="Consolas"/>
+          <w:rFonts w:ascii="JetBrains Mono" w:cs="JetBrains Mono" w:eastAsia="JetBrains Mono" w:hAnsi="JetBrains Mono"/>
         </w:rPr>
         <w:t xml:space="preserve">  };</w:t>
       </w:r>
@@ -2437,7 +2289,7 @@
           <w:color w:val="1F2937"/>
           <w:sz w:val="20"/>
           <w:szCs w:val="20"/>
-          <w:rFonts w:ascii="Consolas" w:cs="Consolas" w:eastAsia="Consolas" w:hAnsi="Consolas"/>
+          <w:rFonts w:ascii="JetBrains Mono" w:cs="JetBrains Mono" w:eastAsia="JetBrains Mono" w:hAnsi="JetBrains Mono"/>
         </w:rPr>
         <w:t xml:space="preserve">}</w:t>
       </w:r>
@@ -2445,7 +2297,7 @@
     <w:p>
       <w:pPr>
         <w:pStyle w:val="Heading2"/>
-        <w:spacing w:before="240" w:after="120"/>
+        <w:spacing w:before="480" w:after="160"/>
       </w:pPr>
       <w:r>
         <w:t xml:space="preserve">Security Considerations</w:t>
@@ -2477,7 +2329,7 @@
           <w:left w:val="single" w:color="EF4444" w:sz="8" w:space="10"/>
         </w:pBdr>
         <w:shd w:fill="FEF2F2" w:color="auto" w:val="clear"/>
-        <w:spacing w:after="80"/>
+        <w:spacing w:after="160"/>
         <w:ind w:left="360"/>
       </w:pPr>
       <w:r>
@@ -2487,7 +2339,7 @@
         <w:rPr>
           <w:sz w:val="20"/>
           <w:szCs w:val="20"/>
-          <w:rFonts w:ascii="Consolas" w:cs="Consolas" w:eastAsia="Consolas" w:hAnsi="Consolas"/>
+          <w:rFonts w:ascii="JetBrains Mono" w:cs="JetBrains Mono" w:eastAsia="JetBrains Mono" w:hAnsi="JetBrains Mono"/>
           <w:shd w:fill="F3F4F6" w:color="auto" w:val="clear"/>
         </w:rPr>
         <w:t xml:space="preserve">localStorage</w:t>
@@ -2499,7 +2351,7 @@
         <w:rPr>
           <w:sz w:val="20"/>
           <w:szCs w:val="20"/>
-          <w:rFonts w:ascii="Consolas" w:cs="Consolas" w:eastAsia="Consolas" w:hAnsi="Consolas"/>
+          <w:rFonts w:ascii="JetBrains Mono" w:cs="JetBrains Mono" w:eastAsia="JetBrains Mono" w:hAnsi="JetBrains Mono"/>
           <w:shd w:fill="F3F4F6" w:color="auto" w:val="clear"/>
         </w:rPr>
         <w:t xml:space="preserve">httpOnly</w:t>
@@ -2510,7 +2362,7 @@
     </w:p>
     <w:p>
       <w:pPr>
-        <w:spacing w:after="120"/>
+        <w:spacing w:after="160"/>
       </w:pPr>
       <w:r>
         <w:t xml:space="preserve">Key security measures:</w:t>
@@ -2624,7 +2476,7 @@
     <w:p>
       <w:pPr>
         <w:pStyle w:val="Heading2"/>
-        <w:spacing w:before="240" w:after="120"/>
+        <w:spacing w:before="480" w:after="160"/>
       </w:pPr>
       <w:r>
         <w:t xml:space="preserve">Migration Guide</w:t>
@@ -2632,7 +2484,7 @@
     </w:p>
     <w:p>
       <w:pPr>
-        <w:spacing w:after="120"/>
+        <w:spacing w:after="160"/>
       </w:pPr>
       <w:r>
         <w:t xml:space="preserve">For teams migrating from legacy API keys:</w:t>
@@ -2691,9 +2543,9 @@
       <w:r>
         <w:rPr>
           <w:color w:val="6B7280"/>
-          <w:sz w:val="16"/>
-          <w:szCs w:val="16"/>
-          <w:rFonts w:ascii="Consolas" w:cs="Consolas" w:eastAsia="Consolas" w:hAnsi="Consolas"/>
+          <w:sz w:val="18"/>
+          <w:szCs w:val="18"/>
+          <w:rFonts w:ascii="JetBrains Mono" w:cs="JetBrains Mono" w:eastAsia="JetBrains Mono" w:hAnsi="JetBrains Mono"/>
         </w:rPr>
         <w:t xml:space="preserve">python</w:t>
       </w:r>
@@ -2713,7 +2565,7 @@
           <w:color w:val="1F2937"/>
           <w:sz w:val="20"/>
           <w:szCs w:val="20"/>
-          <w:rFonts w:ascii="Consolas" w:cs="Consolas" w:eastAsia="Consolas" w:hAnsi="Consolas"/>
+          <w:rFonts w:ascii="JetBrains Mono" w:cs="JetBrains Mono" w:eastAsia="JetBrains Mono" w:hAnsi="JetBrains Mono"/>
         </w:rPr>
         <w:t xml:space="preserve">import httpx</w:t>
       </w:r>
@@ -2733,7 +2585,7 @@
           <w:color w:val="1F2937"/>
           <w:sz w:val="20"/>
           <w:szCs w:val="20"/>
-          <w:rFonts w:ascii="Consolas" w:cs="Consolas" w:eastAsia="Consolas" w:hAnsi="Consolas"/>
+          <w:rFonts w:ascii="JetBrains Mono" w:cs="JetBrains Mono" w:eastAsia="JetBrains Mono" w:hAnsi="JetBrains Mono"/>
         </w:rPr>
         <w:t xml:space="preserve"> </w:t>
       </w:r>
@@ -2753,7 +2605,7 @@
           <w:color w:val="1F2937"/>
           <w:sz w:val="20"/>
           <w:szCs w:val="20"/>
-          <w:rFonts w:ascii="Consolas" w:cs="Consolas" w:eastAsia="Consolas" w:hAnsi="Consolas"/>
+          <w:rFonts w:ascii="JetBrains Mono" w:cs="JetBrains Mono" w:eastAsia="JetBrains Mono" w:hAnsi="JetBrains Mono"/>
         </w:rPr>
         <w:t xml:space="preserve">class PlatformClient:</w:t>
       </w:r>
@@ -2773,7 +2625,7 @@
           <w:color w:val="1F2937"/>
           <w:sz w:val="20"/>
           <w:szCs w:val="20"/>
-          <w:rFonts w:ascii="Consolas" w:cs="Consolas" w:eastAsia="Consolas" w:hAnsi="Consolas"/>
+          <w:rFonts w:ascii="JetBrains Mono" w:cs="JetBrains Mono" w:eastAsia="JetBrains Mono" w:hAnsi="JetBrains Mono"/>
         </w:rPr>
         <w:t xml:space="preserve">    def __init__(self, client_id: str, client_secret: str):</w:t>
       </w:r>
@@ -2793,7 +2645,7 @@
           <w:color w:val="1F2937"/>
           <w:sz w:val="20"/>
           <w:szCs w:val="20"/>
-          <w:rFonts w:ascii="Consolas" w:cs="Consolas" w:eastAsia="Consolas" w:hAnsi="Consolas"/>
+          <w:rFonts w:ascii="JetBrains Mono" w:cs="JetBrains Mono" w:eastAsia="JetBrains Mono" w:hAnsi="JetBrains Mono"/>
         </w:rPr>
         <w:t xml:space="preserve">        self.client_id = client_id</w:t>
       </w:r>
@@ -2813,7 +2665,7 @@
           <w:color w:val="1F2937"/>
           <w:sz w:val="20"/>
           <w:szCs w:val="20"/>
-          <w:rFonts w:ascii="Consolas" w:cs="Consolas" w:eastAsia="Consolas" w:hAnsi="Consolas"/>
+          <w:rFonts w:ascii="JetBrains Mono" w:cs="JetBrains Mono" w:eastAsia="JetBrains Mono" w:hAnsi="JetBrains Mono"/>
         </w:rPr>
         <w:t xml:space="preserve">        self.client_secret = client_secret</w:t>
       </w:r>
@@ -2833,7 +2685,7 @@
           <w:color w:val="1F2937"/>
           <w:sz w:val="20"/>
           <w:szCs w:val="20"/>
-          <w:rFonts w:ascii="Consolas" w:cs="Consolas" w:eastAsia="Consolas" w:hAnsi="Consolas"/>
+          <w:rFonts w:ascii="JetBrains Mono" w:cs="JetBrains Mono" w:eastAsia="JetBrains Mono" w:hAnsi="JetBrains Mono"/>
         </w:rPr>
         <w:t xml:space="preserve">        self._token = None</w:t>
       </w:r>
@@ -2853,7 +2705,7 @@
           <w:color w:val="1F2937"/>
           <w:sz w:val="20"/>
           <w:szCs w:val="20"/>
-          <w:rFonts w:ascii="Consolas" w:cs="Consolas" w:eastAsia="Consolas" w:hAnsi="Consolas"/>
+          <w:rFonts w:ascii="JetBrains Mono" w:cs="JetBrains Mono" w:eastAsia="JetBrains Mono" w:hAnsi="JetBrains Mono"/>
         </w:rPr>
         <w:t xml:space="preserve"> </w:t>
       </w:r>
@@ -2873,7 +2725,7 @@
           <w:color w:val="1F2937"/>
           <w:sz w:val="20"/>
           <w:szCs w:val="20"/>
-          <w:rFonts w:ascii="Consolas" w:cs="Consolas" w:eastAsia="Consolas" w:hAnsi="Consolas"/>
+          <w:rFonts w:ascii="JetBrains Mono" w:cs="JetBrains Mono" w:eastAsia="JetBrains Mono" w:hAnsi="JetBrains Mono"/>
         </w:rPr>
         <w:t xml:space="preserve">    async def authenticate(self):</w:t>
       </w:r>
@@ -2893,7 +2745,7 @@
           <w:color w:val="1F2937"/>
           <w:sz w:val="20"/>
           <w:szCs w:val="20"/>
-          <w:rFonts w:ascii="Consolas" w:cs="Consolas" w:eastAsia="Consolas" w:hAnsi="Consolas"/>
+          <w:rFonts w:ascii="JetBrains Mono" w:cs="JetBrains Mono" w:eastAsia="JetBrains Mono" w:hAnsi="JetBrains Mono"/>
         </w:rPr>
         <w:t xml:space="preserve">        async with httpx.AsyncClient() as client:</w:t>
       </w:r>
@@ -2913,7 +2765,7 @@
           <w:color w:val="1F2937"/>
           <w:sz w:val="20"/>
           <w:szCs w:val="20"/>
-          <w:rFonts w:ascii="Consolas" w:cs="Consolas" w:eastAsia="Consolas" w:hAnsi="Consolas"/>
+          <w:rFonts w:ascii="JetBrains Mono" w:cs="JetBrains Mono" w:eastAsia="JetBrains Mono" w:hAnsi="JetBrains Mono"/>
         </w:rPr>
         <w:t xml:space="preserve">            response = await client.post(</w:t>
       </w:r>
@@ -2933,7 +2785,7 @@
           <w:color w:val="1F2937"/>
           <w:sz w:val="20"/>
           <w:szCs w:val="20"/>
-          <w:rFonts w:ascii="Consolas" w:cs="Consolas" w:eastAsia="Consolas" w:hAnsi="Consolas"/>
+          <w:rFonts w:ascii="JetBrains Mono" w:cs="JetBrains Mono" w:eastAsia="JetBrains Mono" w:hAnsi="JetBrains Mono"/>
         </w:rPr>
         <w:t xml:space="preserve">                "https://api.platform.com/auth/token",</w:t>
       </w:r>
@@ -2953,7 +2805,7 @@
           <w:color w:val="1F2937"/>
           <w:sz w:val="20"/>
           <w:szCs w:val="20"/>
-          <w:rFonts w:ascii="Consolas" w:cs="Consolas" w:eastAsia="Consolas" w:hAnsi="Consolas"/>
+          <w:rFonts w:ascii="JetBrains Mono" w:cs="JetBrains Mono" w:eastAsia="JetBrains Mono" w:hAnsi="JetBrains Mono"/>
         </w:rPr>
         <w:t xml:space="preserve">                json={</w:t>
       </w:r>
@@ -2973,7 +2825,7 @@
           <w:color w:val="1F2937"/>
           <w:sz w:val="20"/>
           <w:szCs w:val="20"/>
-          <w:rFonts w:ascii="Consolas" w:cs="Consolas" w:eastAsia="Consolas" w:hAnsi="Consolas"/>
+          <w:rFonts w:ascii="JetBrains Mono" w:cs="JetBrains Mono" w:eastAsia="JetBrains Mono" w:hAnsi="JetBrains Mono"/>
         </w:rPr>
         <w:t xml:space="preserve">                    "grant_type": "client_credentials",</w:t>
       </w:r>
@@ -2993,7 +2845,7 @@
           <w:color w:val="1F2937"/>
           <w:sz w:val="20"/>
           <w:szCs w:val="20"/>
-          <w:rFonts w:ascii="Consolas" w:cs="Consolas" w:eastAsia="Consolas" w:hAnsi="Consolas"/>
+          <w:rFonts w:ascii="JetBrains Mono" w:cs="JetBrains Mono" w:eastAsia="JetBrains Mono" w:hAnsi="JetBrains Mono"/>
         </w:rPr>
         <w:t xml:space="preserve">                    "client_id": self.client_id,</w:t>
       </w:r>
@@ -3013,7 +2865,7 @@
           <w:color w:val="1F2937"/>
           <w:sz w:val="20"/>
           <w:szCs w:val="20"/>
-          <w:rFonts w:ascii="Consolas" w:cs="Consolas" w:eastAsia="Consolas" w:hAnsi="Consolas"/>
+          <w:rFonts w:ascii="JetBrains Mono" w:cs="JetBrains Mono" w:eastAsia="JetBrains Mono" w:hAnsi="JetBrains Mono"/>
         </w:rPr>
         <w:t xml:space="preserve">                    "client_secret": self.client_secret,</w:t>
       </w:r>
@@ -3033,7 +2885,7 @@
           <w:color w:val="1F2937"/>
           <w:sz w:val="20"/>
           <w:szCs w:val="20"/>
-          <w:rFonts w:ascii="Consolas" w:cs="Consolas" w:eastAsia="Consolas" w:hAnsi="Consolas"/>
+          <w:rFonts w:ascii="JetBrains Mono" w:cs="JetBrains Mono" w:eastAsia="JetBrains Mono" w:hAnsi="JetBrains Mono"/>
         </w:rPr>
         <w:t xml:space="preserve">                }</w:t>
       </w:r>
@@ -3053,7 +2905,7 @@
           <w:color w:val="1F2937"/>
           <w:sz w:val="20"/>
           <w:szCs w:val="20"/>
-          <w:rFonts w:ascii="Consolas" w:cs="Consolas" w:eastAsia="Consolas" w:hAnsi="Consolas"/>
+          <w:rFonts w:ascii="JetBrains Mono" w:cs="JetBrains Mono" w:eastAsia="JetBrains Mono" w:hAnsi="JetBrains Mono"/>
         </w:rPr>
         <w:t xml:space="preserve">            )</w:t>
       </w:r>
@@ -3073,7 +2925,7 @@
           <w:color w:val="1F2937"/>
           <w:sz w:val="20"/>
           <w:szCs w:val="20"/>
-          <w:rFonts w:ascii="Consolas" w:cs="Consolas" w:eastAsia="Consolas" w:hAnsi="Consolas"/>
+          <w:rFonts w:ascii="JetBrains Mono" w:cs="JetBrains Mono" w:eastAsia="JetBrains Mono" w:hAnsi="JetBrains Mono"/>
         </w:rPr>
         <w:t xml:space="preserve">            self._token = response.json()["access_token"]</w:t>
       </w:r>
@@ -3093,7 +2945,7 @@
           <w:color w:val="1F2937"/>
           <w:sz w:val="20"/>
           <w:szCs w:val="20"/>
-          <w:rFonts w:ascii="Consolas" w:cs="Consolas" w:eastAsia="Consolas" w:hAnsi="Consolas"/>
+          <w:rFonts w:ascii="JetBrains Mono" w:cs="JetBrains Mono" w:eastAsia="JetBrains Mono" w:hAnsi="JetBrains Mono"/>
         </w:rPr>
         <w:t xml:space="preserve"> </w:t>
       </w:r>
@@ -3113,7 +2965,7 @@
           <w:color w:val="1F2937"/>
           <w:sz w:val="20"/>
           <w:szCs w:val="20"/>
-          <w:rFonts w:ascii="Consolas" w:cs="Consolas" w:eastAsia="Consolas" w:hAnsi="Consolas"/>
+          <w:rFonts w:ascii="JetBrains Mono" w:cs="JetBrains Mono" w:eastAsia="JetBrains Mono" w:hAnsi="JetBrains Mono"/>
         </w:rPr>
         <w:t xml:space="preserve">    async def get_users(self):</w:t>
       </w:r>
@@ -3133,7 +2985,7 @@
           <w:color w:val="1F2937"/>
           <w:sz w:val="20"/>
           <w:szCs w:val="20"/>
-          <w:rFonts w:ascii="Consolas" w:cs="Consolas" w:eastAsia="Consolas" w:hAnsi="Consolas"/>
+          <w:rFonts w:ascii="JetBrains Mono" w:cs="JetBrains Mono" w:eastAsia="JetBrains Mono" w:hAnsi="JetBrains Mono"/>
         </w:rPr>
         <w:t xml:space="preserve">        async with httpx.AsyncClient() as client:</w:t>
       </w:r>
@@ -3153,7 +3005,7 @@
           <w:color w:val="1F2937"/>
           <w:sz w:val="20"/>
           <w:szCs w:val="20"/>
-          <w:rFonts w:ascii="Consolas" w:cs="Consolas" w:eastAsia="Consolas" w:hAnsi="Consolas"/>
+          <w:rFonts w:ascii="JetBrains Mono" w:cs="JetBrains Mono" w:eastAsia="JetBrains Mono" w:hAnsi="JetBrains Mono"/>
         </w:rPr>
         <w:t xml:space="preserve">            return await client.get(</w:t>
       </w:r>
@@ -3173,7 +3025,7 @@
           <w:color w:val="1F2937"/>
           <w:sz w:val="20"/>
           <w:szCs w:val="20"/>
-          <w:rFonts w:ascii="Consolas" w:cs="Consolas" w:eastAsia="Consolas" w:hAnsi="Consolas"/>
+          <w:rFonts w:ascii="JetBrains Mono" w:cs="JetBrains Mono" w:eastAsia="JetBrains Mono" w:hAnsi="JetBrains Mono"/>
         </w:rPr>
         <w:t xml:space="preserve">                "https://api.platform.com/users",</w:t>
       </w:r>
@@ -3193,7 +3045,7 @@
           <w:color w:val="1F2937"/>
           <w:sz w:val="20"/>
           <w:szCs w:val="20"/>
-          <w:rFonts w:ascii="Consolas" w:cs="Consolas" w:eastAsia="Consolas" w:hAnsi="Consolas"/>
+          <w:rFonts w:ascii="JetBrains Mono" w:cs="JetBrains Mono" w:eastAsia="JetBrains Mono" w:hAnsi="JetBrains Mono"/>
         </w:rPr>
         <w:t xml:space="preserve">                headers={"Authorization": f"Bearer {self._token}"}</w:t>
       </w:r>
@@ -3214,7 +3066,7 @@
           <w:color w:val="1F2937"/>
           <w:sz w:val="20"/>
           <w:szCs w:val="20"/>
-          <w:rFonts w:ascii="Consolas" w:cs="Consolas" w:eastAsia="Consolas" w:hAnsi="Consolas"/>
+          <w:rFonts w:ascii="JetBrains Mono" w:cs="JetBrains Mono" w:eastAsia="JetBrains Mono" w:hAnsi="JetBrains Mono"/>
         </w:rPr>
         <w:t xml:space="preserve">            )</w:t>
       </w:r>
@@ -3245,7 +3097,7 @@
           <w:left w:val="single" w:color="3B82F6" w:sz="8" w:space="10"/>
         </w:pBdr>
         <w:shd w:fill="EFF6FF" w:color="auto" w:val="clear"/>
-        <w:spacing w:after="80"/>
+        <w:spacing w:after="160"/>
         <w:ind w:left="360"/>
       </w:pPr>
       <w:r>
@@ -3255,14 +3107,14 @@
     <w:p>
       <w:pPr>
         <w:pBdr>
-          <w:bottom w:val="single" w:color="CCCCCC" w:sz="4" w:space="8"/>
+          <w:bottom w:val="single" w:color="D1D5DB" w:sz="4" w:space="8"/>
         </w:pBdr>
         <w:spacing w:before="240" w:after="240"/>
       </w:pPr>
     </w:p>
     <w:p>
       <w:pPr>
-        <w:spacing w:after="120"/>
+        <w:spacing w:after="160"/>
       </w:pPr>
       <w:r>
         <w:rPr>
@@ -3601,8 +3453,19 @@
 <file path=word/styles.xml><?xml version="1.0" encoding="utf-8"?>
 <w:styles xmlns:mc="http://schemas.openxmlformats.org/markup-compatibility/2006" xmlns:r="http://schemas.openxmlformats.org/officeDocument/2006/relationships" xmlns:w="http://schemas.openxmlformats.org/wordprocessingml/2006/main" xmlns:w14="http://schemas.microsoft.com/office/word/2010/wordml" xmlns:w15="http://schemas.microsoft.com/office/word/2012/wordml" mc:Ignorable="w14 w15">
   <w:docDefaults>
-    <w:rPrDefault/>
-    <w:pPrDefault/>
+    <w:rPrDefault>
+      <w:rPr>
+        <w:color w:val="1A1A1A"/>
+        <w:sz w:val="22"/>
+        <w:szCs w:val="22"/>
+        <w:rFonts w:ascii="Arial" w:cs="Arial" w:eastAsia="Arial" w:hAnsi="Arial"/>
+      </w:rPr>
+    </w:rPrDefault>
+    <w:pPrDefault>
+      <w:pPr>
+        <w:spacing w:line="360"/>
+      </w:pPr>
+    </w:pPrDefault>
   </w:docDefaults>
   <w:style w:type="paragraph" w:styleId="Title">
     <w:name w:val="Title"/>
@@ -3750,5 +3613,44 @@
       <w:rFonts w:ascii="Consolas" w:cs="Consolas" w:eastAsia="Consolas" w:hAnsi="Consolas"/>
     </w:rPr>
   </w:style>
+  <w:style w:type="paragraph" w:styleId="Heading1">
+    <w:name w:val="Heading 1"/>
+    <w:basedOn w:val="Normal"/>
+    <w:next w:val="Normal"/>
+    <w:qFormat/>
+    <w:rPr>
+      <w:b/>
+      <w:bCs/>
+      <w:sz w:val="48"/>
+      <w:szCs w:val="48"/>
+      <w:rFonts w:ascii="Arial" w:cs="Arial" w:eastAsia="Arial" w:hAnsi="Arial"/>
+    </w:rPr>
+  </w:style>
+  <w:style w:type="paragraph" w:styleId="Heading2">
+    <w:name w:val="Heading 2"/>
+    <w:basedOn w:val="Normal"/>
+    <w:next w:val="Normal"/>
+    <w:qFormat/>
+    <w:rPr>
+      <w:b/>
+      <w:bCs/>
+      <w:sz w:val="36"/>
+      <w:szCs w:val="36"/>
+      <w:rFonts w:ascii="Arial" w:cs="Arial" w:eastAsia="Arial" w:hAnsi="Arial"/>
+    </w:rPr>
+  </w:style>
+  <w:style w:type="paragraph" w:styleId="Heading3">
+    <w:name w:val="Heading 3"/>
+    <w:basedOn w:val="Normal"/>
+    <w:next w:val="Normal"/>
+    <w:qFormat/>
+    <w:rPr>
+      <w:b/>
+      <w:bCs/>
+      <w:sz w:val="28"/>
+      <w:szCs w:val="28"/>
+      <w:rFonts w:ascii="Arial" w:cs="Arial" w:eastAsia="Arial" w:hAnsi="Arial"/>
+    </w:rPr>
+  </w:style>
 </w:styles>
 </file>